--- a/2300320125-杨翰飞-软件工程-23003201班-生产实习报告.docx
+++ b/2300320125-杨翰飞-软件工程-23003201班-生产实习报告.docx
@@ -4641,7 +4641,7 @@
       <w:r>
         <w:drawing>
           <wp:inline xmlns:a="http://schemas.openxmlformats.org/drawingml/2006/main" xmlns:pic="http://schemas.openxmlformats.org/drawingml/2006/picture">
-            <wp:extent cx="5669280" cy="5360637"/>
+            <wp:extent cx="5669280" cy="2951741"/>
             <wp:docPr id="776766651" name="Picture 776766651"/>
             <wp:cNvGraphicFramePr>
               <a:graphicFrameLocks noChangeAspect="1"/>
@@ -4662,7 +4662,7 @@
                   <pic:spPr>
                     <a:xfrm>
                       <a:off x="0" y="0"/>
-                      <a:ext cx="5669280" cy="5360637"/>
+                      <a:ext cx="5669280" cy="2951741"/>
                     </a:xfrm>
                     <a:prstGeom prst="rect"/>
                   </pic:spPr>
@@ -4690,7 +4690,7 @@
       <w:r>
         <w:drawing>
           <wp:inline xmlns:a="http://schemas.openxmlformats.org/drawingml/2006/main" xmlns:pic="http://schemas.openxmlformats.org/drawingml/2006/picture">
-            <wp:extent cx="5669280" cy="2267712"/>
+            <wp:extent cx="5669280" cy="2229492"/>
             <wp:docPr id="776766652" name="Picture 776766652"/>
             <wp:cNvGraphicFramePr>
               <a:graphicFrameLocks noChangeAspect="1"/>
@@ -4711,7 +4711,7 @@
                   <pic:spPr>
                     <a:xfrm>
                       <a:off x="0" y="0"/>
-                      <a:ext cx="5669280" cy="2267712"/>
+                      <a:ext cx="5669280" cy="2229492"/>
                     </a:xfrm>
                     <a:prstGeom prst="rect"/>
                   </pic:spPr>
@@ -4739,7 +4739,7 @@
       <w:r>
         <w:drawing>
           <wp:inline xmlns:a="http://schemas.openxmlformats.org/drawingml/2006/main" xmlns:pic="http://schemas.openxmlformats.org/drawingml/2006/picture">
-            <wp:extent cx="5669280" cy="18558555"/>
+            <wp:extent cx="5669280" cy="12197545"/>
             <wp:docPr id="776766653" name="Picture 776766653"/>
             <wp:cNvGraphicFramePr>
               <a:graphicFrameLocks noChangeAspect="1"/>
@@ -4760,7 +4760,7 @@
                   <pic:spPr>
                     <a:xfrm>
                       <a:off x="0" y="0"/>
-                      <a:ext cx="5669280" cy="18558555"/>
+                      <a:ext cx="5669280" cy="12197545"/>
                     </a:xfrm>
                     <a:prstGeom prst="rect"/>
                   </pic:spPr>
@@ -4788,7 +4788,7 @@
       <w:r>
         <w:drawing>
           <wp:inline xmlns:a="http://schemas.openxmlformats.org/drawingml/2006/main" xmlns:pic="http://schemas.openxmlformats.org/drawingml/2006/picture">
-            <wp:extent cx="5669280" cy="194932"/>
+            <wp:extent cx="5669280" cy="193822"/>
             <wp:docPr id="776766654" name="Picture 776766654"/>
             <wp:cNvGraphicFramePr>
               <a:graphicFrameLocks noChangeAspect="1"/>
@@ -4809,7 +4809,7 @@
                   <pic:spPr>
                     <a:xfrm>
                       <a:off x="0" y="0"/>
-                      <a:ext cx="5669280" cy="194932"/>
+                      <a:ext cx="5669280" cy="193822"/>
                     </a:xfrm>
                     <a:prstGeom prst="rect"/>
                   </pic:spPr>

--- a/2300320125-杨翰飞-软件工程-23003201班-生产实习报告.docx
+++ b/2300320125-杨翰飞-软件工程-23003201班-生产实习报告.docx
@@ -4641,7 +4641,7 @@
       <w:r>
         <w:drawing>
           <wp:inline xmlns:a="http://schemas.openxmlformats.org/drawingml/2006/main" xmlns:pic="http://schemas.openxmlformats.org/drawingml/2006/picture">
-            <wp:extent cx="5669280" cy="2951741"/>
+            <wp:extent cx="5669280" cy="2927513"/>
             <wp:docPr id="776766651" name="Picture 776766651"/>
             <wp:cNvGraphicFramePr>
               <a:graphicFrameLocks noChangeAspect="1"/>
@@ -4662,7 +4662,7 @@
                   <pic:spPr>
                     <a:xfrm>
                       <a:off x="0" y="0"/>
-                      <a:ext cx="5669280" cy="2951741"/>
+                      <a:ext cx="5669280" cy="2927513"/>
                     </a:xfrm>
                     <a:prstGeom prst="rect"/>
                   </pic:spPr>

--- a/2300320125-杨翰飞-软件工程-23003201班-生产实习报告.docx
+++ b/2300320125-杨翰飞-软件工程-23003201班-生产实习报告.docx
@@ -2701,7 +2701,7 @@
         </w:rPr>
       </w:pPr>
       <w:r>
-        <w:t>项目任务包括：搭建 FastAPI 后端与 Vue 3 前端；使用 LangChain 完成 txt、md、docx、pdf 学习资料加载与切割；使用 SQLite 保存知识库、章节进度、测验和错题；使用 LangGraph 编排检索、提示词组织和生成流程；实现 local_ollama、cloud_ollama、deepseek、mock 四类 Provider；将 LangSmith 设计为可选追踪功能；最终完成运行截图和实习报告整理。</w:t>
+        <w:t>项目任务包括：搭建 FastAPI 后端与 Vue 3 前端；使用 LangChain 完成 txt、md、docx、pdf 学习资料加载与切割；使用 SQLite 保存知识库、章节进度、测验和错题；使用 LangGraph 编排检索、提示词组织和生成流程；实现 local_ollama、cloud_ollama、openai_compatible、mock 四类 Provider；API Key 支持手动填写或按系统环境变量名读取；将 LangSmith 设计为可选追踪功能；最终完成运行截图和实习报告整理。</w:t>
       </w:r>
     </w:p>
     <w:p>
@@ -4572,7 +4572,7 @@
     </w:p>
     <w:p>
       <w:r>
-        <w:t>本系统位于 finalwork 目录，采用 FastAPI + Vue 3 前后端分离架构。后端使用 LangChain 完成课程资料加载和文本切割，使用 LangGraph 编排知识库检索、课程大纲、章节内容、测验生成和错题归档流程。模型调用支持 local_ollama、cloud_ollama、deepseek 和 mock 四种 Provider；缺少环境变量或接口不可用时，系统会给出友好提示并自动使用 Mock 演示。LangSmith 为可选追踪能力，默认关闭，没有 LANGSMITH_API_KEY 时不影响主流程。</w:t>
+        <w:t>本系统位于 finalwork 目录，采用 FastAPI + Vue 3 前后端分离架构。后端使用 LangChain 完成课程资料加载和文本切割，使用 LangGraph 编排知识库检索、课程大纲、章节内容、测验生成和错题归档流程。模型调用支持 local_ollama、cloud_ollama、openai_compatible 和 mock 四种 Provider。OpenAI-compatible 模式可接入 DeepSeek 等兼容接口，API Key 支持手动填写或填写系统环境变量名。云端 Ollama 支持获取并测试可用模型后以下拉列表选择。LangSmith 为可选追踪能力，默认关闭，没有 LANGSMITH_API_KEY 时不影响主流程。系统打开后首先进入人脸识别核验登录页，核验通过后才展示学习工作台。</w:t>
       </w:r>
     </w:p>
     <w:p>
@@ -4585,7 +4585,7 @@
         <w:rPr>
           <w:b/>
         </w:rPr>
-        <w:t>人脸核验、Provider 配置与学习看板</w:t>
+        <w:t>人脸识别核验登录页</w:t>
       </w:r>
     </w:p>
     <w:p>
@@ -4601,7 +4601,7 @@
               <a:graphicData uri="http://schemas.openxmlformats.org/drawingml/2006/picture">
                 <pic:pic>
                   <pic:nvPicPr>
-                    <pic:cNvPr id="0" name="01-login-provider-dashboard.png"/>
+                    <pic:cNvPr id="0" name="01-face-login.png"/>
                     <pic:cNvPicPr/>
                   </pic:nvPicPr>
                   <pic:blipFill>
@@ -4626,7 +4626,7 @@
     </w:p>
     <w:p>
       <w:r>
-        <w:t>截图说明：人脸核验、Provider 配置与学习看板，证明对应功能已经在系统中实现并可运行。</w:t>
+        <w:t>截图说明：人脸识别核验登录页，证明对应功能已经在系统中实现并可运行。</w:t>
       </w:r>
     </w:p>
     <w:p>
@@ -4634,14 +4634,14 @@
         <w:rPr>
           <w:b/>
         </w:rPr>
-        <w:t>知识库上传、大纲生成与章节工作区</w:t>
+        <w:t>Provider 配置与学习看板</w:t>
       </w:r>
     </w:p>
     <w:p>
       <w:r>
         <w:drawing>
           <wp:inline xmlns:a="http://schemas.openxmlformats.org/drawingml/2006/main" xmlns:pic="http://schemas.openxmlformats.org/drawingml/2006/picture">
-            <wp:extent cx="5669280" cy="2927513"/>
+            <wp:extent cx="5669280" cy="4330700"/>
             <wp:docPr id="776766651" name="Picture 776766651"/>
             <wp:cNvGraphicFramePr>
               <a:graphicFrameLocks noChangeAspect="1"/>
@@ -4650,11 +4650,60 @@
               <a:graphicData uri="http://schemas.openxmlformats.org/drawingml/2006/picture">
                 <pic:pic>
                   <pic:nvPicPr>
-                    <pic:cNvPr id="0" name="02-knowledge-outline-workspace.png"/>
+                    <pic:cNvPr id="0" name="02-provider-dashboard.png"/>
                     <pic:cNvPicPr/>
                   </pic:nvPicPr>
                   <pic:blipFill>
                     <a:blip r:embed="rId16"/>
+                    <a:stretch>
+                      <a:fillRect/>
+                    </a:stretch>
+                  </pic:blipFill>
+                  <pic:spPr>
+                    <a:xfrm>
+                      <a:off x="0" y="0"/>
+                      <a:ext cx="5669280" cy="4330700"/>
+                    </a:xfrm>
+                    <a:prstGeom prst="rect"/>
+                  </pic:spPr>
+                </pic:pic>
+              </a:graphicData>
+            </a:graphic>
+          </wp:inline>
+        </w:drawing>
+      </w:r>
+    </w:p>
+    <w:p>
+      <w:r>
+        <w:t>截图说明：Provider 配置与学习看板，证明对应功能已经在系统中实现并可运行。</w:t>
+      </w:r>
+    </w:p>
+    <w:p>
+      <w:r>
+        <w:rPr>
+          <w:b/>
+        </w:rPr>
+        <w:t>知识库上传、大纲生成与章节工作区</w:t>
+      </w:r>
+    </w:p>
+    <w:p>
+      <w:r>
+        <w:drawing>
+          <wp:inline xmlns:a="http://schemas.openxmlformats.org/drawingml/2006/main" xmlns:pic="http://schemas.openxmlformats.org/drawingml/2006/picture">
+            <wp:extent cx="5669280" cy="2927513"/>
+            <wp:docPr id="776766652" name="Picture 776766652"/>
+            <wp:cNvGraphicFramePr>
+              <a:graphicFrameLocks noChangeAspect="1"/>
+            </wp:cNvGraphicFramePr>
+            <a:graphic>
+              <a:graphicData uri="http://schemas.openxmlformats.org/drawingml/2006/picture">
+                <pic:pic>
+                  <pic:nvPicPr>
+                    <pic:cNvPr id="0" name="03-knowledge-outline-workspace.png"/>
+                    <pic:cNvPicPr/>
+                  </pic:nvPicPr>
+                  <pic:blipFill>
+                    <a:blip r:embed="rId17"/>
                     <a:stretch>
                       <a:fillRect/>
                     </a:stretch>
@@ -4691,7 +4740,7 @@
         <w:drawing>
           <wp:inline xmlns:a="http://schemas.openxmlformats.org/drawingml/2006/main" xmlns:pic="http://schemas.openxmlformats.org/drawingml/2006/picture">
             <wp:extent cx="5669280" cy="2229492"/>
-            <wp:docPr id="776766652" name="Picture 776766652"/>
+            <wp:docPr id="776766653" name="Picture 776766653"/>
             <wp:cNvGraphicFramePr>
               <a:graphicFrameLocks noChangeAspect="1"/>
             </wp:cNvGraphicFramePr>
@@ -4699,11 +4748,11 @@
               <a:graphicData uri="http://schemas.openxmlformats.org/drawingml/2006/picture">
                 <pic:pic>
                   <pic:nvPicPr>
-                    <pic:cNvPr id="0" name="03-chapter-content.png"/>
+                    <pic:cNvPr id="0" name="04-chapter-content.png"/>
                     <pic:cNvPicPr/>
                   </pic:nvPicPr>
                   <pic:blipFill>
-                    <a:blip r:embed="rId17"/>
+                    <a:blip r:embed="rId18"/>
                     <a:stretch>
                       <a:fillRect/>
                     </a:stretch>
@@ -4740,7 +4789,7 @@
         <w:drawing>
           <wp:inline xmlns:a="http://schemas.openxmlformats.org/drawingml/2006/main" xmlns:pic="http://schemas.openxmlformats.org/drawingml/2006/picture">
             <wp:extent cx="5669280" cy="12197545"/>
-            <wp:docPr id="776766653" name="Picture 776766653"/>
+            <wp:docPr id="776766654" name="Picture 776766654"/>
             <wp:cNvGraphicFramePr>
               <a:graphicFrameLocks noChangeAspect="1"/>
             </wp:cNvGraphicFramePr>
@@ -4748,11 +4797,11 @@
               <a:graphicData uri="http://schemas.openxmlformats.org/drawingml/2006/picture">
                 <pic:pic>
                   <pic:nvPicPr>
-                    <pic:cNvPr id="0" name="04-quiz-wrong-answers.png"/>
+                    <pic:cNvPr id="0" name="05-quiz-wrong-answers.png"/>
                     <pic:cNvPicPr/>
                   </pic:nvPicPr>
                   <pic:blipFill>
-                    <a:blip r:embed="rId18"/>
+                    <a:blip r:embed="rId19"/>
                     <a:stretch>
                       <a:fillRect/>
                     </a:stretch>
@@ -4789,7 +4838,7 @@
         <w:drawing>
           <wp:inline xmlns:a="http://schemas.openxmlformats.org/drawingml/2006/main" xmlns:pic="http://schemas.openxmlformats.org/drawingml/2006/picture">
             <wp:extent cx="5669280" cy="193822"/>
-            <wp:docPr id="776766654" name="Picture 776766654"/>
+            <wp:docPr id="776766655" name="Picture 776766655"/>
             <wp:cNvGraphicFramePr>
               <a:graphicFrameLocks noChangeAspect="1"/>
             </wp:cNvGraphicFramePr>
@@ -4797,11 +4846,11 @@
               <a:graphicData uri="http://schemas.openxmlformats.org/drawingml/2006/picture">
                 <pic:pic>
                   <pic:nvPicPr>
-                    <pic:cNvPr id="0" name="05-voice-control.png"/>
+                    <pic:cNvPr id="0" name="06-voice-control.png"/>
                     <pic:cNvPicPr/>
                   </pic:nvPicPr>
                   <pic:blipFill>
-                    <a:blip r:embed="rId19"/>
+                    <a:blip r:embed="rId20"/>
                     <a:stretch>
                       <a:fillRect/>
                     </a:stretch>

--- a/2300320125-杨翰飞-软件工程-23003201班-生产实习报告.docx
+++ b/2300320125-杨翰飞-软件工程-23003201班-生产实习报告.docx
@@ -4690,7 +4690,7 @@
       <w:r>
         <w:drawing>
           <wp:inline xmlns:a="http://schemas.openxmlformats.org/drawingml/2006/main" xmlns:pic="http://schemas.openxmlformats.org/drawingml/2006/picture">
-            <wp:extent cx="5669280" cy="2927513"/>
+            <wp:extent cx="5669280" cy="1336561"/>
             <wp:docPr id="776766652" name="Picture 776766652"/>
             <wp:cNvGraphicFramePr>
               <a:graphicFrameLocks noChangeAspect="1"/>
@@ -4711,7 +4711,7 @@
                   <pic:spPr>
                     <a:xfrm>
                       <a:off x="0" y="0"/>
-                      <a:ext cx="5669280" cy="2927513"/>
+                      <a:ext cx="5669280" cy="1336561"/>
                     </a:xfrm>
                     <a:prstGeom prst="rect"/>
                   </pic:spPr>
@@ -4739,7 +4739,7 @@
       <w:r>
         <w:drawing>
           <wp:inline xmlns:a="http://schemas.openxmlformats.org/drawingml/2006/main" xmlns:pic="http://schemas.openxmlformats.org/drawingml/2006/picture">
-            <wp:extent cx="5669280" cy="2229492"/>
+            <wp:extent cx="5669280" cy="1042816"/>
             <wp:docPr id="776766653" name="Picture 776766653"/>
             <wp:cNvGraphicFramePr>
               <a:graphicFrameLocks noChangeAspect="1"/>
@@ -4760,7 +4760,7 @@
                   <pic:spPr>
                     <a:xfrm>
                       <a:off x="0" y="0"/>
-                      <a:ext cx="5669280" cy="2229492"/>
+                      <a:ext cx="5669280" cy="1042816"/>
                     </a:xfrm>
                     <a:prstGeom prst="rect"/>
                   </pic:spPr>
@@ -4788,7 +4788,7 @@
       <w:r>
         <w:drawing>
           <wp:inline xmlns:a="http://schemas.openxmlformats.org/drawingml/2006/main" xmlns:pic="http://schemas.openxmlformats.org/drawingml/2006/picture">
-            <wp:extent cx="5669280" cy="12197545"/>
+            <wp:extent cx="5669280" cy="3436294"/>
             <wp:docPr id="776766654" name="Picture 776766654"/>
             <wp:cNvGraphicFramePr>
               <a:graphicFrameLocks noChangeAspect="1"/>
@@ -4809,7 +4809,7 @@
                   <pic:spPr>
                     <a:xfrm>
                       <a:off x="0" y="0"/>
-                      <a:ext cx="5669280" cy="12197545"/>
+                      <a:ext cx="5669280" cy="3436294"/>
                     </a:xfrm>
                     <a:prstGeom prst="rect"/>
                   </pic:spPr>
@@ -4837,7 +4837,7 @@
       <w:r>
         <w:drawing>
           <wp:inline xmlns:a="http://schemas.openxmlformats.org/drawingml/2006/main" xmlns:pic="http://schemas.openxmlformats.org/drawingml/2006/picture">
-            <wp:extent cx="5669280" cy="193822"/>
+            <wp:extent cx="5669280" cy="1336561"/>
             <wp:docPr id="776766655" name="Picture 776766655"/>
             <wp:cNvGraphicFramePr>
               <a:graphicFrameLocks noChangeAspect="1"/>
@@ -4858,7 +4858,7 @@
                   <pic:spPr>
                     <a:xfrm>
                       <a:off x="0" y="0"/>
-                      <a:ext cx="5669280" cy="193822"/>
+                      <a:ext cx="5669280" cy="1336561"/>
                     </a:xfrm>
                     <a:prstGeom prst="rect"/>
                   </pic:spPr>
